--- a/CS 4800 - Captsone/Meeting Minutes/Team Meeting Minutes - 9-28-2025.docx
+++ b/CS 4800 - Captsone/Meeting Minutes/Team Meeting Minutes - 9-28-2025.docx
@@ -851,6 +851,21 @@
               </w:rPr>
               <w:t>Touch on Blueprint system; might be last step</w:t>
             </w:r>
+          </w:p>
+          <w:p>
+            <w:pPr>
+              <w:pStyle w:val="ListParagraph"/>
+              <w:numPr>
+                <w:ilvl w:val="0"/>
+                <w:numId w:val="8"/>
+              </w:numPr>
+              <w:shd w:val="clear" w:color="auto" w:fill="FFFFFF"/>
+              <w:spacing w:line="240" w:lineRule="auto"/>
+              <w:rPr>
+                <w:sz w:val="20"/>
+                <w:szCs w:val="20"/>
+              </w:rPr>
+            </w:pPr>
           </w:p>
           <w:p>
             <w:pPr>
